--- a/output/doc/bao_cao_anomaly_detection_4_chuong.docx
+++ b/output/doc/bao_cao_anomaly_detection_4_chuong.docx
@@ -648,6 +648,56 @@
       </w:pPr>
       <w:r>
         <w:t>Bài toán của đề tài là phát hiện các session người dùng có hành vi đáng nghi trong website thương mại điện tử. Đầu vào là log sự kiện RetailRocket, đầu ra là nhãn bất thường ở cấp session, loại bất thường theo luật nghiệp vụ và kết quả dự đoán của các mô hình.</w:t>
+      </w:r>
+    </w:p>
+    <w:p>
+      <w:pPr>
+        <w:jc w:val="center"/>
+      </w:pPr>
+      <w:r>
+        <w:drawing>
+          <wp:inline xmlns:a="http://schemas.openxmlformats.org/drawingml/2006/main" xmlns:pic="http://schemas.openxmlformats.org/drawingml/2006/picture">
+            <wp:extent cx="5852160" cy="4400824"/>
+            <wp:docPr id="4" name="Picture 4"/>
+            <wp:cNvGraphicFramePr>
+              <a:graphicFrameLocks noChangeAspect="1"/>
+            </wp:cNvGraphicFramePr>
+            <a:graphic>
+              <a:graphicData uri="http://schemas.openxmlformats.org/drawingml/2006/picture">
+                <pic:pic>
+                  <pic:nvPicPr>
+                    <pic:cNvPr id="0" name="so_do_phuong_phap_chuong2_vn.png"/>
+                    <pic:cNvPicPr/>
+                  </pic:nvPicPr>
+                  <pic:blipFill>
+                    <a:blip r:embed="rId14"/>
+                    <a:stretch>
+                      <a:fillRect/>
+                    </a:stretch>
+                  </pic:blipFill>
+                  <pic:spPr>
+                    <a:xfrm>
+                      <a:off x="0" y="0"/>
+                      <a:ext cx="5852160" cy="4400824"/>
+                    </a:xfrm>
+                    <a:prstGeom prst="rect"/>
+                  </pic:spPr>
+                </pic:pic>
+              </a:graphicData>
+            </a:graphic>
+          </wp:inline>
+        </w:drawing>
+      </w:r>
+    </w:p>
+    <w:p>
+      <w:pPr>
+        <w:jc w:val="center"/>
+      </w:pPr>
+      <w:r>
+        <w:rPr>
+          <w:i/>
+        </w:rPr>
+        <w:t>Hình 2.2. Sơ đồ phương pháp phát hiện bất thường ở mức session</w:t>
       </w:r>
     </w:p>
     <w:p>
